--- a/framework-templates/SMCR_Statement_of_Responsibilities_v2.0_Template.docx
+++ b/framework-templates/SMCR_Statement_of_Responsibilities_v2.0_Template.docx
@@ -289,6 +289,24 @@
       </w:pPr>
       <w:r>
         <w:t xml:space="preserve">Each option is written to stand alone. It does not rely on wording, numbering or definitions in any other option, so deleting one never requires you to edit another. Options are labelled with the section number and a letter (for example 4A, 4C). Gaps in the lettering after you delete options are expected and do not need to be renumbered.</w:t>
+      </w:r>
+    </w:p>
+    <w:p>
+      <w:pPr>
+        <w:numPr>
+          <w:ilvl w:val="0"/>
+          <w:numId w:val="8"/>
+        </w:numPr>
+      </w:pPr>
+      <w:r>
+        <w:rPr>
+          <w:b/>
+          <w:bCs/>
+        </w:rPr>
+        <w:t xml:space="preserve">Supporting registers are mandatory.</w:t>
+      </w:r>
+      <w:r>
+        <w:t xml:space="preserve"> This document relies on the KMS registers listed in its “Supporting registers” section (where it has one). The FCA judges a firm on the records that show its policies working in practice, so a firm that adopts this document without using its registers is likely to fail FCA scrutiny. Start using them from day one.</w:t>
       </w:r>
     </w:p>
     <w:p>
